--- a/en/wisdom-stories/permission-or-forgiveness.docx
+++ b/en/wisdom-stories/permission-or-forgiveness.docx
@@ -27,7 +27,7 @@
         <w:rPr>
           <w:lang/>
         </w:rPr>
-        <w:t>Rear Admiral Grace Hopper helped popularise the saying:</w:t>
+        <w:t xml:space="preserve">Rear Admiral Grace Hopper helped popularize the saying:</w:t>
       </w:r>
     </w:p>
     <w:p>
@@ -53,7 +53,7 @@
         <w:rPr>
           <w:lang/>
         </w:rPr>
-        <w:t>This is sometimes understood as: act first, then apologise if anyone objects. But there is a difference between encouraging initiative and using the saying to excuse irresponsibility.</w:t>
+        <w:t xml:space="preserve">This is sometimes understood as: act first, then apologize if anyone objects. But there is a difference between encouraging initiative and using the saying to excuse irresponsibility.</w:t>
       </w:r>
     </w:p>
     <w:p>
@@ -79,7 +79,7 @@
         <w:rPr>
           <w:lang/>
         </w:rPr>
-        <w:t>Imagine a company where the same information is copied manually into several spreadsheets every week, taking hours. An employee realises that a simple automated process could make the task much easier.</w:t>
+        <w:t xml:space="preserve">Imagine a company where the same information is copied manually into several spreadsheets every week, taking hours. An employee realizes that a simple automated process could make the task much easier.</w:t>
       </w:r>
     </w:p>
     <w:p>
@@ -105,7 +105,7 @@
         <w:rPr>
           <w:lang/>
         </w:rPr>
-        <w:t>When someone objects that the trial was not agreed in advance, the employee explains:</w:t>
+        <w:t xml:space="preserve">When someone objects that the trial was not agreed on in advance, the employee explains:</w:t>
       </w:r>
     </w:p>
     <w:p>
@@ -118,7 +118,7 @@
         <w:rPr>
           <w:lang/>
         </w:rPr>
-        <w:t>“I built a separate demonstration to see how we could make the work easier. I haven’t changed the existing system. If I should have let you know beforehand, I apologise.”</w:t>
+        <w:t xml:space="preserve">“I built a separate demonstration to see how we could make the work easier. I haven’t changed the existing system. If I should have let you know beforehand, I apologize.”</w:t>
       </w:r>
     </w:p>
     <w:p>
@@ -146,7 +146,7 @@
           <w:bCs/>
           <w:lang/>
         </w:rPr>
-        <w:t>Moral: Initiative becomes valuable when it is paired with responsibility. Showing what is possible through small, reversible steps can be more effective than waiting endlessly for approval. But apologising afterwards does not remove the responsibility to think beforehand.</w:t>
+        <w:t xml:space="preserve">Moral: Initiative becomes valuable when it is paired with responsibility. Showing what is possible through small, reversible steps can be more effective than waiting endlessly for approval. But apologizing afterwards does not remove the responsibility to think beforehand.</w:t>
       </w:r>
     </w:p>
     <w:p>
